--- a/docs/Manual_Usuario_VMNI.docx
+++ b/docs/Manual_Usuario_VMNI.docx
@@ -101,7 +101,7 @@
           <w:sz w:val="22"/>
           <w:szCs w:val="22"/>
         </w:rPr>
-        <w:t xml:space="preserve">Versión v2.3 beta · 2026</w:t>
+        <w:t xml:space="preserve">Versión v2.4 beta · 2026</w:t>
       </w:r>
     </w:p>
     <w:p>
@@ -1628,6 +1628,31 @@
         <w:t xml:space="preserve"> se comprueban primero: si el paciente los cumple, la aplicación lo avisa antes de proponer VMNI.</w:t>
       </w:r>
     </w:p>
+    <w:p>
+      <w:pPr>
+        <w:spacing w:after="160"/>
+      </w:pPr>
+      <w:r>
+        <w:rPr>
+          <w:rFonts w:ascii="Calibri" w:cs="Calibri" w:eastAsia="Calibri" w:hAnsi="Calibri"/>
+        </w:rPr>
+        <w:t xml:space="preserve">Mientras teclea la gasometría, la aplicación muestra en vivo el </w:t>
+      </w:r>
+      <w:r>
+        <w:rPr>
+          <w:rFonts w:ascii="Calibri" w:cs="Calibri" w:eastAsia="Calibri" w:hAnsi="Calibri"/>
+          <w:b/>
+          <w:bCs/>
+        </w:rPr>
+        <w:t xml:space="preserve">diagnóstico ácido-base</w:t>
+      </w:r>
+      <w:r>
+        <w:rPr>
+          <w:rFonts w:ascii="Calibri" w:cs="Calibri" w:eastAsia="Calibri" w:hAnsi="Calibri"/>
+        </w:rPr>
+        <w:t xml:space="preserve"> (acidosis o alcalosis; respiratoria, metabólica o mixta; aguda, crónica o crónica agudizada), aplicando el pH esperado y la fórmula de Winter.</w:t>
+      </w:r>
+    </w:p>
     <w:tbl>
       <w:tblPr>
         <w:tblW w:type="dxa" w:w="8720"/>
@@ -3394,7 +3419,7 @@
         <w:rPr>
           <w:rFonts w:ascii="Calibri" w:cs="Calibri" w:eastAsia="Calibri" w:hAnsi="Calibri"/>
         </w:rPr>
-        <w:t xml:space="preserve">Nueve temas navegables con flechas anterior/siguiente: fisiología respiratoria, </w:t>
+        <w:t xml:space="preserve">Diez temas navegables con flechas anterior/siguiente: fisiología respiratoria, </w:t>
       </w:r>
       <w:r>
         <w:rPr>
@@ -3422,7 +3447,46 @@
         <w:rPr>
           <w:rFonts w:ascii="Calibri" w:cs="Calibri" w:eastAsia="Calibri" w:hAnsi="Calibri"/>
         </w:rPr>
-        <w:t xml:space="preserve"> (con asas animadas normal, obstructiva y restrictiva), alto flujo nasal, fundamentos de la VMNI, modos ventilatorios, interfases, asincronías y retirada.</w:t>
+        <w:t xml:space="preserve"> (con asas animadas normal, obstructiva y restrictiva), </w:t>
+      </w:r>
+      <w:r>
+        <w:rPr>
+          <w:rFonts w:ascii="Calibri" w:cs="Calibri" w:eastAsia="Calibri" w:hAnsi="Calibri"/>
+          <w:b/>
+          <w:bCs/>
+        </w:rPr>
+        <w:t xml:space="preserve">gasometría: análisis y diagnóstico</w:t>
+      </w:r>
+      <w:r>
+        <w:rPr>
+          <w:rFonts w:ascii="Calibri" w:cs="Calibri" w:eastAsia="Calibri" w:hAnsi="Calibri"/>
+        </w:rPr>
+        <w:t xml:space="preserve"> (lectura sistemática en 4 pasos), alto flujo nasal, fundamentos de la VMNI, modos ventilatorios, interfases, asincronías y retirada.</w:t>
+      </w:r>
+    </w:p>
+    <w:p>
+      <w:pPr>
+        <w:spacing w:after="160"/>
+      </w:pPr>
+      <w:r>
+        <w:rPr>
+          <w:rFonts w:ascii="Calibri" w:cs="Calibri" w:eastAsia="Calibri" w:hAnsi="Calibri"/>
+        </w:rPr>
+        <w:t xml:space="preserve">El espirograma es además </w:t>
+      </w:r>
+      <w:r>
+        <w:rPr>
+          <w:rFonts w:ascii="Calibri" w:cs="Calibri" w:eastAsia="Calibri" w:hAnsi="Calibri"/>
+          <w:b/>
+          <w:bCs/>
+        </w:rPr>
+        <w:t xml:space="preserve">personalizable</w:t>
+      </w:r>
+      <w:r>
+        <w:rPr>
+          <w:rFonts w:ascii="Calibri" w:cs="Calibri" w:eastAsia="Calibri" w:hAnsi="Calibri"/>
+        </w:rPr>
+        <w:t xml:space="preserve">: elija sexo, edad y talla y verá los valores teóricos de todos los volúmenes y capacidades de esa persona (peso ideal, capacidad vital, volumen residual…), con el gráfico reescalado a su medida.</w:t>
       </w:r>
     </w:p>
     <w:tbl>
@@ -3543,7 +3607,7 @@
           <w:b/>
           <w:bCs/>
         </w:rPr>
-        <w:t xml:space="preserve">40 preguntas</w:t>
+        <w:t xml:space="preserve">44 preguntas</w:t>
       </w:r>
       <w:r>
         <w:rPr>

--- a/docs/Manual_Usuario_VMNI.docx
+++ b/docs/Manual_Usuario_VMNI.docx
@@ -101,7 +101,7 @@
           <w:sz w:val="22"/>
           <w:szCs w:val="22"/>
         </w:rPr>
-        <w:t xml:space="preserve">Versión v2.4 beta · 2026</w:t>
+        <w:t xml:space="preserve">Versión v2.5 beta · 2026</w:t>
       </w:r>
     </w:p>
     <w:p>
@@ -421,7 +421,7 @@
           </w:pPr>
           <w:hyperlink w:history="1" w:anchor="_Toc13">
             <w:r>
-              <w:t xml:space="preserve">Vistas y perfiles</w:t>
+              <w:t xml:space="preserve">Vistas, modos y perfiles</w:t>
             </w:r>
             <w:r>
               <w:tab/>
@@ -1860,7 +1860,21 @@
         <w:rPr>
           <w:rFonts w:ascii="Calibri" w:cs="Calibri" w:eastAsia="Calibri" w:hAnsi="Calibri"/>
         </w:rPr>
-        <w:t xml:space="preserve">, el modo recomendado (CPAP o BiPAP), los </w:t>
+        <w:t xml:space="preserve">, la tarjeta de </w:t>
+      </w:r>
+      <w:r>
+        <w:rPr>
+          <w:rFonts w:ascii="Calibri" w:cs="Calibri" w:eastAsia="Calibri" w:hAnsi="Calibri"/>
+          <w:b/>
+          <w:bCs/>
+        </w:rPr>
+        <w:t xml:space="preserve">modo ventilatorio recomendado</w:t>
+      </w:r>
+      <w:r>
+        <w:rPr>
+          <w:rFonts w:ascii="Calibri" w:cs="Calibri" w:eastAsia="Calibri" w:hAnsi="Calibri"/>
+        </w:rPr>
+        <w:t xml:space="preserve"> (con alternativas y en qué respirador de su área está disponible), los </w:t>
       </w:r>
       <w:r>
         <w:rPr>
@@ -2197,7 +2211,7 @@
       </w:pPr>
       <w:bookmarkStart w:name="_Toc13" w:id="13"/>
       <w:r>
-        <w:t xml:space="preserve">Vistas y perfiles</w:t>
+        <w:t xml:space="preserve">Vistas, modos y perfiles</w:t>
       </w:r>
       <w:bookmarkEnd w:id="13"/>
     </w:p>
@@ -2223,7 +2237,21 @@
         <w:rPr>
           <w:rFonts w:ascii="Calibri" w:cs="Calibri" w:eastAsia="Calibri" w:hAnsi="Calibri"/>
         </w:rPr>
-        <w:t xml:space="preserve"> (genérico, Breas Vivo, Philips V60 o Hersill VITAE 40 de transporte) y el </w:t>
+        <w:t xml:space="preserve"> (genérico, Breas Vivo, Philips V60 o Hersill VITAE 40 de transporte), el </w:t>
+      </w:r>
+      <w:r>
+        <w:rPr>
+          <w:rFonts w:ascii="Calibri" w:cs="Calibri" w:eastAsia="Calibri" w:hAnsi="Calibri"/>
+          <w:b/>
+          <w:bCs/>
+        </w:rPr>
+        <w:t xml:space="preserve">modo ventilatorio</w:t>
+      </w:r>
+      <w:r>
+        <w:rPr>
+          <w:rFonts w:ascii="Calibri" w:cs="Calibri" w:eastAsia="Calibri" w:hAnsi="Calibri"/>
+        </w:rPr>
+        <w:t xml:space="preserve"> — CPAP, Binivel S, S/T, T, PCV y AVAPS, los de los respiradores reales del área — y el </w:t>
       </w:r>
       <w:r>
         <w:rPr>
@@ -2238,6 +2266,31 @@
           <w:rFonts w:ascii="Calibri" w:cs="Calibri" w:eastAsia="Calibri" w:hAnsi="Calibri"/>
         </w:rPr>
         <w:t xml:space="preserve"> (normal, EPOC o edema agudo de pulmón), cada uno con su mecánica respiratoria característica.</w:t>
+      </w:r>
+    </w:p>
+    <w:p>
+      <w:pPr>
+        <w:spacing w:after="160"/>
+      </w:pPr>
+      <w:r>
+        <w:rPr>
+          <w:rFonts w:ascii="Calibri" w:cs="Calibri" w:eastAsia="Calibri" w:hAnsi="Calibri"/>
+        </w:rPr>
+        <w:t xml:space="preserve">Cada modo cambia las curvas, los </w:t>
+      </w:r>
+      <w:r>
+        <w:rPr>
+          <w:rFonts w:ascii="Calibri" w:cs="Calibri" w:eastAsia="Calibri" w:hAnsi="Calibri"/>
+          <w:b/>
+          <w:bCs/>
+        </w:rPr>
+        <w:t xml:space="preserve">mandos que procede ajustar</w:t>
+      </w:r>
+      <w:r>
+        <w:rPr>
+          <w:rFonts w:ascii="Calibri" w:cs="Calibri" w:eastAsia="Calibri" w:hAnsi="Calibri"/>
+        </w:rPr>
+        <w:t xml:space="preserve"> (CPAP muestra solo presión y FiO₂; S oculta la frecuencia de respaldo; T fija el Ti e ignora los esfuerzos del paciente; PCV cicla por tiempo) y las asincronías que pueden provocarse, con su explicación docente propia.</w:t>
       </w:r>
     </w:p>
     <w:p>
@@ -3419,7 +3472,7 @@
         <w:rPr>
           <w:rFonts w:ascii="Calibri" w:cs="Calibri" w:eastAsia="Calibri" w:hAnsi="Calibri"/>
         </w:rPr>
-        <w:t xml:space="preserve">Diez temas navegables con flechas anterior/siguiente: fisiología respiratoria, </w:t>
+        <w:t xml:space="preserve">Once temas navegables con flechas anterior/siguiente: fisiología respiratoria, </w:t>
       </w:r>
       <w:r>
         <w:rPr>
@@ -3461,7 +3514,35 @@
         <w:rPr>
           <w:rFonts w:ascii="Calibri" w:cs="Calibri" w:eastAsia="Calibri" w:hAnsi="Calibri"/>
         </w:rPr>
-        <w:t xml:space="preserve"> (lectura sistemática en 4 pasos), alto flujo nasal, fundamentos de la VMNI, modos ventilatorios, interfases, asincronías y retirada.</w:t>
+        <w:t xml:space="preserve"> (lectura sistemática en 4 pasos), alto flujo nasal, fundamentos de la VMNI, </w:t>
+      </w:r>
+      <w:r>
+        <w:rPr>
+          <w:rFonts w:ascii="Calibri" w:cs="Calibri" w:eastAsia="Calibri" w:hAnsi="Calibri"/>
+          <w:b/>
+          <w:bCs/>
+        </w:rPr>
+        <w:t xml:space="preserve">modos ventilatorios: los pilares</w:t>
+      </w:r>
+      <w:r>
+        <w:rPr>
+          <w:rFonts w:ascii="Calibri" w:cs="Calibri" w:eastAsia="Calibri" w:hAnsi="Calibri"/>
+        </w:rPr>
+        <w:t xml:space="preserve"> (CPAP, S, S/T, T, PCV), </w:t>
+      </w:r>
+      <w:r>
+        <w:rPr>
+          <w:rFonts w:ascii="Calibri" w:cs="Calibri" w:eastAsia="Calibri" w:hAnsi="Calibri"/>
+          <w:b/>
+          <w:bCs/>
+        </w:rPr>
+        <w:t xml:space="preserve">modos avanzados</w:t>
+      </w:r>
+      <w:r>
+        <w:rPr>
+          <w:rFonts w:ascii="Calibri" w:cs="Calibri" w:eastAsia="Calibri" w:hAnsi="Calibri"/>
+        </w:rPr>
+        <w:t xml:space="preserve"> (AVAPS/iVAPS, PAV, NAVA, PRVC y ASV, con su evidencia real y el aviso de seguridad de la ASV en insuficiencia cardiaca), interfases, asincronías y retirada.</w:t>
       </w:r>
     </w:p>
     <w:p>
@@ -3607,7 +3688,7 @@
           <w:b/>
           <w:bCs/>
         </w:rPr>
-        <w:t xml:space="preserve">44 preguntas</w:t>
+        <w:t xml:space="preserve">49 preguntas</w:t>
       </w:r>
       <w:r>
         <w:rPr>
